--- a/Rep.01.docx.docx
+++ b/Rep.01.docx.docx
@@ -403,7 +403,7 @@
         <w:rPr>
           <w:rFonts w:hint="eastAsia"/>
         </w:rPr>
-        <w:t>味や実際の写真も載せたい。</w:t>
+        <w:t>実際の写真も載せたい。</w:t>
       </w:r>
     </w:p>
     <w:p>
